--- a/generated_reports/Pentium D Report.docx
+++ b/generated_reports/Pentium D Report.docx
@@ -23,45 +23,39 @@
         <w:t>Pentium D Report</w:t>
         <w:br/>
         <w:br/>
-        <w:t xml:space="preserve">   Introduction: Introduced in 2005, the Pentium D processors were codenamed Smithfield prior to their release.</w:t>
+        <w:t xml:space="preserve">   Introduced in 2005.</w:t>
         <w:br/>
-        <w:t xml:space="preserve">   Architecture: These processors are based on the Pentium 4 Prescott core. Intel incorporated two Prescott cores into each Pentium D processor to expedite the introduction of dual-core technology.</w:t>
+        <w:t xml:space="preserve">   Based on the Pentium 4 Prescott core.</w:t>
         <w:br/>
-        <w:t xml:space="preserve">   Inter-Core Communication: The individual cores communicate through the MCH (North Bridge) chip located on the motherboard.</w:t>
+        <w:t xml:space="preserve">   Intel used two Prescott cores in each Pentium D processor to bring dual-core processors to market quickly.</w:t>
         <w:br/>
-        <w:t xml:space="preserve">   Chipset Compatibility:</w:t>
+        <w:t xml:space="preserve">   Each core communicates with the other via the MCH (North Bridge) chip on the motherboard.</w:t>
         <w:br/>
-        <w:t xml:space="preserve">       Not compatible with Intel 915 and 925 chipsets, nor certain third-party chipsets designed for the Pentium 4.</w:t>
+        <w:t xml:space="preserve">   Not compatible with Intel 915 and 925 chipsets or some third-party chipsets made for the Pentium 4.</w:t>
         <w:br/>
-        <w:t xml:space="preserve">       Supported by Intel's 945 series, 955X, and 975X desktop chipsets, the E7230 workstation chipset, and the nForce 4 series from NVIDIA.</w:t>
+        <w:t xml:space="preserve">   Supported by Intel’s 945 series, 955X, 975X desktop chipsets, the E7230 workstation chipset, and NVIDIA's nForce 4 series.</w:t>
         <w:br/>
-        <w:t xml:space="preserve">   Key Features:</w:t>
+        <w:t xml:space="preserve">   Major features include:</w:t>
         <w:br/>
-        <w:t xml:space="preserve">       Clock speeds: 2.66GHz–3.6GHz</w:t>
+        <w:t xml:space="preserve">       Clock speeds of 2.66GHz–3.6GHz</w:t>
         <w:br/>
-        <w:t xml:space="preserve">       Processor bus: 533MHz or 800MHz</w:t>
+        <w:t xml:space="preserve">       533MHz or 800MHz processor bus</w:t>
         <w:br/>
         <w:t xml:space="preserve">       EM64T 64-bit extensions</w:t>
         <w:br/>
         <w:t xml:space="preserve">       Execute Disable Bit support</w:t>
         <w:br/>
-        <w:t xml:space="preserve">       Manufacturing process: 65- or 90-nanometer</w:t>
+        <w:t xml:space="preserve">       65- or 90-nanometer manufacturing process</w:t>
         <w:br/>
-        <w:t xml:space="preserve">       L2 cache: 2MB/4MB (1MB/2MB per core)</w:t>
+        <w:t xml:space="preserve">       2MB/4MB L2 cache (1MB/2MB per core)</w:t>
         <w:br/>
-        <w:t xml:space="preserve">       Socket type: Socket T (LGA775)</w:t>
+        <w:t xml:space="preserve">       Socket T (LGA775)</w:t>
         <w:br/>
-        <w:t xml:space="preserve">   Enhanced Intel Speed Step Technology: Models 830, 840, and 9xx feature this technology, which allows for cooler and quieter PC operation by adjusting processor speeds based on workload and thermal conditions.</w:t>
+        <w:t xml:space="preserve">   The 830, 840, and 9xx models include Enhanced Intel Speed Step Technology for cooler and quieter PC operation by adjusting processor speeds based on workload and thermal issues.</w:t>
         <w:br/>
-        <w:t xml:space="preserve">   Pentium Extreme Edition: This is a higher-end variant of the Pentium D, characterized by:</w:t>
+        <w:t xml:space="preserve">   The Pentium Extreme Edition is a high-end version of the Pentium D, supporting HT Technology for simulating two processor cores per physical core, has unlocked clock multipliers for easy overclocking, but does not support Enhanced Intel Speed Step Technology.</w:t>
         <w:br/>
-        <w:t xml:space="preserve">       Support for HT Technology, allowing each core to simulate two processor cores for improved multithreaded application performance.</w:t>
-        <w:br/>
-        <w:t xml:space="preserve">       Lack of Enhanced Intel Speed Step Technology.</w:t>
-        <w:br/>
-        <w:t xml:space="preserve">       Unlocked clock multipliers for easy overclocking.</w:t>
-        <w:br/>
-        <w:t xml:space="preserve">   Successor Comparison: The Intel Core 2 processor family, released on July 27, 2006, offered 40% better performance and was 40% more energy-efficient than the Pentium D. The Pentium D was Intel's first generation of dual-core processors for desktop PCs.</w:t>
+        <w:t xml:space="preserve">   The Core 2 processor family, a successor, provides 40% better performance and is 40% more energy efficient than the previous generation Pentium D processor. The Pentium D processor was the first-generation dual-core processor for desktop PCs.</w:t>
       </w:r>
     </w:p>
     <w:sectPr>
